--- a/packs/instrument/dist/claude/instrument/Instrument-report.docx
+++ b/packs/instrument/dist/claude/instrument/Instrument-report.docx
@@ -71,6 +71,9 @@
             </w:r>
           </w:p>
         </w:tc>
+        <w:trPr>
+          <w:tblHeader/>
+        </w:trPr>
       </w:tr>
     </w:tbl>
     <w:p>
